--- a/Historia_Explicada.docx
+++ b/Historia_Explicada.docx
@@ -251,49 +251,15 @@
         <w:pStyle w:val="Ttulo2"/>
         <w:rPr>
           <w:rFonts w:ascii="Cascadia Code" w:hAnsi="Cascadia Code" w:cs="Cascadia Code"/>
-        </w:rPr>
-      </w:pPr>
-      <w:proofErr w:type="spellStart"/>
+          <w:lang w:val="es-ES"/>
+        </w:rPr>
+      </w:pPr>
       <w:r>
         <w:rPr>
           <w:rFonts w:ascii="Cascadia Code" w:hAnsi="Cascadia Code" w:cs="Cascadia Code"/>
-        </w:rPr>
-        <w:t>Decisión</w:t>
-      </w:r>
-      <w:proofErr w:type="spellEnd"/>
-      <w:r>
-        <w:rPr>
-          <w:rFonts w:ascii="Cascadia Code" w:hAnsi="Cascadia Code" w:cs="Cascadia Code"/>
-        </w:rPr>
-        <w:t xml:space="preserve"> 0: ¿</w:t>
-      </w:r>
-      <w:proofErr w:type="spellStart"/>
-      <w:r>
-        <w:rPr>
-          <w:rFonts w:ascii="Cascadia Code" w:hAnsi="Cascadia Code" w:cs="Cascadia Code"/>
-        </w:rPr>
-        <w:t>Qué</w:t>
-      </w:r>
-      <w:proofErr w:type="spellEnd"/>
-      <w:r>
-        <w:rPr>
-          <w:rFonts w:ascii="Cascadia Code" w:hAnsi="Cascadia Code" w:cs="Cascadia Code"/>
-        </w:rPr>
-        <w:t xml:space="preserve"> </w:t>
-      </w:r>
-      <w:proofErr w:type="spellStart"/>
-      <w:r>
-        <w:rPr>
-          <w:rFonts w:ascii="Cascadia Code" w:hAnsi="Cascadia Code" w:cs="Cascadia Code"/>
-        </w:rPr>
-        <w:t>haces</w:t>
-      </w:r>
-      <w:proofErr w:type="spellEnd"/>
-      <w:r>
-        <w:rPr>
-          <w:rFonts w:ascii="Cascadia Code" w:hAnsi="Cascadia Code" w:cs="Cascadia Code"/>
-        </w:rPr>
-        <w:t>?</w:t>
+          <w:lang w:val="es-ES"/>
+        </w:rPr>
+        <w:t>Decisión 0: ¿Qué haces?</w:t>
       </w:r>
     </w:p>
     <w:p>
@@ -410,15 +376,7 @@
           <w:color w:val="7030A0"/>
           <w:lang w:val="es-ES"/>
         </w:rPr>
-        <w:t>-</w:t>
-      </w:r>
-      <w:r>
-        <w:rPr>
-          <w:rFonts w:ascii="Cascadia Code" w:hAnsi="Cascadia Code" w:cs="Cascadia Code"/>
-          <w:color w:val="7030A0"/>
-          <w:lang w:val="es-ES"/>
-        </w:rPr>
-        <w:t xml:space="preserve">Entrar en las ruinas </w:t>
+        <w:t xml:space="preserve">-Entrar en las ruinas </w:t>
       </w:r>
     </w:p>
     <w:p>
@@ -435,15 +393,7 @@
           <w:color w:val="FFFF00"/>
           <w:lang w:val="es-ES"/>
         </w:rPr>
-        <w:t>-</w:t>
-      </w:r>
-      <w:r>
-        <w:rPr>
-          <w:rFonts w:ascii="Cascadia Code" w:hAnsi="Cascadia Code" w:cs="Cascadia Code"/>
-          <w:color w:val="FFFF00"/>
-          <w:lang w:val="es-ES"/>
-        </w:rPr>
-        <w:t xml:space="preserve"> subir al faro</w:t>
+        <w:t>- subir al faro</w:t>
       </w:r>
     </w:p>
     <w:p>
@@ -500,15 +450,7 @@
           <w:color w:val="7030A0"/>
           <w:lang w:val="es-ES"/>
         </w:rPr>
-        <w:t>-</w:t>
-      </w:r>
-      <w:r>
-        <w:rPr>
-          <w:rFonts w:ascii="Cascadia Code" w:hAnsi="Cascadia Code" w:cs="Cascadia Code"/>
-          <w:color w:val="7030A0"/>
-          <w:lang w:val="es-ES"/>
-        </w:rPr>
-        <w:t xml:space="preserve">Examinar el pedestal </w:t>
+        <w:t xml:space="preserve">-Examinar el pedestal </w:t>
       </w:r>
     </w:p>
     <w:p>
@@ -528,15 +470,7 @@
           <w:color w:val="FFFF00"/>
           <w:lang w:val="es-ES"/>
         </w:rPr>
-        <w:t>-C</w:t>
-      </w:r>
-      <w:r>
-        <w:rPr>
-          <w:rFonts w:ascii="Cascadia Code" w:hAnsi="Cascadia Code" w:cs="Cascadia Code"/>
-          <w:color w:val="FFFF00"/>
-          <w:lang w:val="es-ES"/>
-        </w:rPr>
-        <w:t>ruzar la pasarela</w:t>
+        <w:t>-Cruzar la pasarela</w:t>
       </w:r>
     </w:p>
     <w:p>
@@ -564,25 +498,21 @@
     <w:p>
       <w:pPr>
         <w:pStyle w:val="Ttulo2"/>
-      </w:pPr>
-      <w:proofErr w:type="spellStart"/>
+        <w:rPr>
+          <w:lang w:val="es-ES"/>
+        </w:rPr>
+      </w:pPr>
       <w:r>
-        <w:t>Decisión</w:t>
-      </w:r>
-      <w:proofErr w:type="spellEnd"/>
-      <w:r>
-        <w:t xml:space="preserve"> 3:</w:t>
+        <w:rPr>
+          <w:lang w:val="es-ES"/>
+        </w:rPr>
+        <w:t>Decisión 3:</w:t>
       </w:r>
       <w:r>
-        <w:t xml:space="preserve"> ¿</w:t>
-      </w:r>
-      <w:proofErr w:type="spellStart"/>
-      <w:r>
-        <w:t>Qué</w:t>
-      </w:r>
-      <w:proofErr w:type="spellEnd"/>
-      <w:r>
-        <w:t xml:space="preserve"> decides?</w:t>
+        <w:rPr>
+          <w:lang w:val="es-ES"/>
+        </w:rPr>
+        <w:t xml:space="preserve"> ¿Qué decides?</w:t>
       </w:r>
     </w:p>
     <w:p>
@@ -756,28 +686,27 @@
     <w:p>
       <w:pPr>
         <w:pStyle w:val="Ttulo2"/>
-      </w:pPr>
-      <w:proofErr w:type="spellStart"/>
+        <w:rPr>
+          <w:lang w:val="es-ES"/>
+        </w:rPr>
+      </w:pPr>
       <w:r>
-        <w:t>Decisión</w:t>
-      </w:r>
-      <w:proofErr w:type="spellEnd"/>
-      <w:r>
-        <w:t xml:space="preserve"> 3:</w:t>
+        <w:rPr>
+          <w:lang w:val="es-ES"/>
+        </w:rPr>
+        <w:t>Decisión 3:</w:t>
       </w:r>
       <w:r>
+        <w:rPr>
+          <w:lang w:val="es-ES"/>
+        </w:rPr>
         <w:t xml:space="preserve"> </w:t>
       </w:r>
       <w:r>
-        <w:t>¿</w:t>
-      </w:r>
-      <w:proofErr w:type="spellStart"/>
-      <w:r>
-        <w:t>Qué</w:t>
-      </w:r>
-      <w:proofErr w:type="spellEnd"/>
-      <w:r>
-        <w:t xml:space="preserve"> decides?</w:t>
+        <w:rPr>
+          <w:lang w:val="es-ES"/>
+        </w:rPr>
+        <w:t>¿Qué decides?</w:t>
       </w:r>
     </w:p>
     <w:p>
@@ -889,33 +818,35 @@
     <w:p>
       <w:pPr>
         <w:pStyle w:val="Ttulo2"/>
+        <w:rPr>
+          <w:lang w:val="es-ES"/>
+        </w:rPr>
       </w:pPr>
     </w:p>
     <w:p>
       <w:pPr>
         <w:pStyle w:val="Ttulo2"/>
-      </w:pPr>
-      <w:proofErr w:type="spellStart"/>
+        <w:rPr>
+          <w:lang w:val="es-ES"/>
+        </w:rPr>
+      </w:pPr>
       <w:r>
+        <w:rPr>
+          <w:lang w:val="es-ES"/>
+        </w:rPr>
         <w:lastRenderedPageBreak/>
-        <w:t>Decisión</w:t>
-      </w:r>
-      <w:proofErr w:type="spellEnd"/>
-      <w:r>
-        <w:t xml:space="preserve"> 2: </w:t>
+        <w:t xml:space="preserve">Decisión 2: </w:t>
       </w:r>
       <w:r>
-        <w:t>¿</w:t>
-      </w:r>
-      <w:proofErr w:type="spellStart"/>
-      <w:r>
-        <w:t>Qué</w:t>
-      </w:r>
-      <w:proofErr w:type="spellEnd"/>
-      <w:r>
-        <w:t xml:space="preserve"> decides</w:t>
+        <w:rPr>
+          <w:lang w:val="es-ES"/>
+        </w:rPr>
+        <w:t>¿Qué decides</w:t>
       </w:r>
       <w:r>
+        <w:rPr>
+          <w:lang w:val="es-ES"/>
+        </w:rPr>
         <w:t>?</w:t>
       </w:r>
     </w:p>
@@ -1012,32 +943,26 @@
     <w:p>
       <w:pPr>
         <w:pStyle w:val="Ttulo2"/>
-      </w:pPr>
-      <w:proofErr w:type="spellStart"/>
+        <w:rPr>
+          <w:lang w:val="es-ES"/>
+        </w:rPr>
+      </w:pPr>
       <w:r>
-        <w:t>Decisión</w:t>
-      </w:r>
-      <w:proofErr w:type="spellEnd"/>
-      <w:r>
-        <w:t xml:space="preserve"> 3: </w:t>
+        <w:rPr>
+          <w:lang w:val="es-ES"/>
+        </w:rPr>
+        <w:t xml:space="preserve">Decisión 3: </w:t>
       </w:r>
       <w:r>
-        <w:t>¿</w:t>
+        <w:rPr>
+          <w:lang w:val="es-ES"/>
+        </w:rPr>
+        <w:t>¿Qué escoges</w:t>
       </w:r>
-      <w:proofErr w:type="spellStart"/>
       <w:r>
-        <w:t>Qué</w:t>
-      </w:r>
-      <w:proofErr w:type="spellEnd"/>
-      <w:r>
-        <w:t xml:space="preserve"> </w:t>
-      </w:r>
-      <w:proofErr w:type="spellStart"/>
-      <w:r>
-        <w:t>escoges</w:t>
-      </w:r>
-      <w:proofErr w:type="spellEnd"/>
-      <w:r>
+        <w:rPr>
+          <w:lang w:val="es-ES"/>
+        </w:rPr>
         <w:t>?</w:t>
       </w:r>
     </w:p>
@@ -1135,57 +1060,24 @@
     <w:p>
       <w:pPr>
         <w:pStyle w:val="Ttulo2"/>
-      </w:pPr>
-      <w:proofErr w:type="spellStart"/>
+        <w:rPr>
+          <w:lang w:val="es-ES"/>
+        </w:rPr>
+      </w:pPr>
       <w:r>
-        <w:t>Decisión</w:t>
-      </w:r>
-      <w:proofErr w:type="spellEnd"/>
-      <w:r>
-        <w:t xml:space="preserve"> 3: ¿</w:t>
-      </w:r>
-      <w:proofErr w:type="spellStart"/>
-      <w:r>
-        <w:t>Escalar</w:t>
-      </w:r>
-      <w:proofErr w:type="spellEnd"/>
-      <w:r>
-        <w:t xml:space="preserve"> con </w:t>
-      </w:r>
-      <w:proofErr w:type="spellStart"/>
-      <w:r>
-        <w:t>cuidado</w:t>
-      </w:r>
-      <w:proofErr w:type="spellEnd"/>
-      <w:r>
-        <w:t xml:space="preserve"> o </w:t>
-      </w:r>
-      <w:proofErr w:type="spellStart"/>
-      <w:r>
-        <w:t>rodear</w:t>
-      </w:r>
-      <w:proofErr w:type="spellEnd"/>
-      <w:r>
-        <w:t xml:space="preserve"> </w:t>
-      </w:r>
-      <w:proofErr w:type="spellStart"/>
-      <w:r>
-        <w:t>por</w:t>
-      </w:r>
-      <w:proofErr w:type="spellEnd"/>
-      <w:r>
-        <w:t xml:space="preserve"> la </w:t>
-      </w:r>
-      <w:proofErr w:type="spellStart"/>
-      <w:r>
-        <w:t>cornisa</w:t>
-      </w:r>
-      <w:proofErr w:type="spellEnd"/>
-      <w:r>
-        <w:t>?</w:t>
+        <w:rPr>
+          <w:lang w:val="es-ES"/>
+        </w:rPr>
+        <w:t>Decisión 3: ¿Escalar con cuidado o rodear por la cornisa?</w:t>
       </w:r>
     </w:p>
-    <w:p/>
+    <w:p>
+      <w:pPr>
+        <w:rPr>
+          <w:lang w:val="es-ES"/>
+        </w:rPr>
+      </w:pPr>
+    </w:p>
     <w:p>
       <w:pPr>
         <w:rPr>
@@ -1275,12 +1167,14 @@
         <w:rPr>
           <w:rFonts w:ascii="Cascadia Code" w:hAnsi="Cascadia Code" w:cs="Cascadia Code"/>
           <w:color w:val="F79646" w:themeColor="accent6"/>
+          <w:lang w:val="es-ES"/>
         </w:rPr>
       </w:pPr>
       <w:r>
         <w:rPr>
           <w:rFonts w:ascii="Cascadia Code" w:hAnsi="Cascadia Code" w:cs="Cascadia Code"/>
           <w:color w:val="F79646" w:themeColor="accent6"/>
+          <w:lang w:val="es-ES"/>
         </w:rPr>
         <w:t>• Sin mapa: una piedra cede y abandonas la subida magullado (Final trágico).</w:t>
       </w:r>
@@ -1290,46 +1184,16 @@
         <w:rPr>
           <w:rFonts w:ascii="Cascadia Code" w:hAnsi="Cascadia Code" w:cs="Cascadia Code"/>
           <w:color w:val="F79646" w:themeColor="accent6"/>
+          <w:lang w:val="es-ES"/>
         </w:rPr>
       </w:pPr>
       <w:r>
         <w:rPr>
           <w:rFonts w:ascii="Cascadia Code" w:hAnsi="Cascadia Code" w:cs="Cascadia Code"/>
           <w:color w:val="F79646" w:themeColor="accent6"/>
-        </w:rPr>
-        <w:t xml:space="preserve">• Si decides esperar a que pase lo peor: la oportunidad de rescate se </w:t>
-      </w:r>
-      <w:proofErr w:type="spellStart"/>
-      <w:r>
-        <w:rPr>
-          <w:rFonts w:ascii="Cascadia Code" w:hAnsi="Cascadia Code" w:cs="Cascadia Code"/>
-          <w:color w:val="F79646" w:themeColor="accent6"/>
-        </w:rPr>
-        <w:t>pierde</w:t>
-      </w:r>
-      <w:proofErr w:type="spellEnd"/>
-      <w:r>
-        <w:rPr>
-          <w:rFonts w:ascii="Cascadia Code" w:hAnsi="Cascadia Code" w:cs="Cascadia Code"/>
-          <w:color w:val="F79646" w:themeColor="accent6"/>
-        </w:rPr>
-        <w:t xml:space="preserve"> (Final </w:t>
-      </w:r>
-      <w:proofErr w:type="spellStart"/>
-      <w:r>
-        <w:rPr>
-          <w:rFonts w:ascii="Cascadia Code" w:hAnsi="Cascadia Code" w:cs="Cascadia Code"/>
-          <w:color w:val="F79646" w:themeColor="accent6"/>
-        </w:rPr>
-        <w:t>neutro</w:t>
-      </w:r>
-      <w:proofErr w:type="spellEnd"/>
-      <w:r>
-        <w:rPr>
-          <w:rFonts w:ascii="Cascadia Code" w:hAnsi="Cascadia Code" w:cs="Cascadia Code"/>
-          <w:color w:val="F79646" w:themeColor="accent6"/>
-        </w:rPr>
-        <w:t>).</w:t>
+          <w:lang w:val="es-ES"/>
+        </w:rPr>
+        <w:t>• Si decides esperar a que pase lo peor: la oportunidad de rescate se pierde (Final neutro).</w:t>
       </w:r>
     </w:p>
     <w:p>
@@ -1519,15 +1383,7 @@
           <w:rFonts w:ascii="Cascadia Code" w:hAnsi="Cascadia Code" w:cs="Cascadia Code"/>
           <w:lang w:val="es-ES"/>
         </w:rPr>
-        <w:t xml:space="preserve"> &amp;</w:t>
-      </w:r>
-      <w:proofErr w:type="gramStart"/>
-      <w:r>
-        <w:rPr>
-          <w:rFonts w:ascii="Cascadia Code" w:hAnsi="Cascadia Code" w:cs="Cascadia Code"/>
-          <w:lang w:val="es-ES"/>
-        </w:rPr>
-        <w:t>&amp; !</w:t>
+        <w:t xml:space="preserve"> &amp;&amp; !</w:t>
       </w:r>
       <w:proofErr w:type="spellStart"/>
       <w:r>
@@ -1538,7 +1394,6 @@
         <w:t>entroRuinas</w:t>
       </w:r>
       <w:proofErr w:type="spellEnd"/>
-      <w:proofErr w:type="gramEnd"/>
       <w:r>
         <w:rPr>
           <w:rFonts w:ascii="Cascadia Code" w:hAnsi="Cascadia Code" w:cs="Cascadia Code"/>
@@ -1559,15 +1414,7 @@
           <w:rFonts w:ascii="Cascadia Code" w:hAnsi="Cascadia Code" w:cs="Cascadia Code"/>
           <w:lang w:val="es-ES"/>
         </w:rPr>
-        <w:t>• Final A Medias / Demora / Resbalón / Riesgo (</w:t>
-      </w:r>
-      <w:proofErr w:type="gramStart"/>
-      <w:r>
-        <w:rPr>
-          <w:rFonts w:ascii="Cascadia Code" w:hAnsi="Cascadia Code" w:cs="Cascadia Code"/>
-          <w:lang w:val="es-ES"/>
-        </w:rPr>
-        <w:t>si !</w:t>
+        <w:t>• Final A Medias / Demora / Resbalón / Riesgo (si !</w:t>
       </w:r>
       <w:proofErr w:type="spellStart"/>
       <w:r>
@@ -1578,7 +1425,6 @@
         <w:t>tienesMapa</w:t>
       </w:r>
       <w:proofErr w:type="spellEnd"/>
-      <w:proofErr w:type="gramEnd"/>
       <w:r>
         <w:rPr>
           <w:rFonts w:ascii="Cascadia Code" w:hAnsi="Cascadia Code" w:cs="Cascadia Code"/>
@@ -1589,19 +1435,11 @@
     </w:p>
     <w:p>
       <w:pPr>
-        <w:pStyle w:val="Ttulo2"/>
         <w:rPr>
           <w:rFonts w:ascii="Cascadia Code" w:hAnsi="Cascadia Code" w:cs="Cascadia Code"/>
           <w:lang w:val="es-ES"/>
         </w:rPr>
       </w:pPr>
-      <w:r>
-        <w:rPr>
-          <w:rFonts w:ascii="Cascadia Code" w:hAnsi="Cascadia Code" w:cs="Cascadia Code"/>
-          <w:lang w:val="es-ES"/>
-        </w:rPr>
-        <w:t>Diagrama de Bloques</w:t>
-      </w:r>
     </w:p>
     <w:p>
       <w:pPr>
@@ -1610,179 +1448,14 @@
           <w:lang w:val="es-ES"/>
         </w:rPr>
       </w:pPr>
-      <w:r>
-        <w:rPr>
-          <w:rFonts w:ascii="Cascadia Code" w:hAnsi="Cascadia Code" w:cs="Cascadia Code"/>
-          <w:lang w:val="es-ES"/>
-        </w:rPr>
-        <w:t>Óvalo de INICIO seguido inmediatamente del bloque DECLARAR VARIABLES y el resto de decisiones y procesos.</w:t>
-      </w:r>
-    </w:p>
-    <w:p>
-      <w:pPr>
-        <w:rPr>
-          <w:rFonts w:ascii="Cascadia Code" w:hAnsi="Cascadia Code" w:cs="Cascadia Code"/>
-        </w:rPr>
-      </w:pPr>
-      <w:r>
-        <w:rPr>
-          <w:rFonts w:ascii="Cascadia Code" w:hAnsi="Cascadia Code" w:cs="Cascadia Code"/>
-          <w:noProof/>
-        </w:rPr>
-        <w:lastRenderedPageBreak/>
-        <w:drawing>
-          <wp:inline distT="0" distB="0" distL="0" distR="0" wp14:anchorId="77AB83E6" wp14:editId="09EFF4E9">
-            <wp:extent cx="5760720" cy="6285309"/>
-            <wp:effectExtent l="0" t="0" r="0" b="0"/>
-            <wp:docPr id="1" name="Picture 1"/>
-            <wp:cNvGraphicFramePr>
-              <a:graphicFrameLocks xmlns:a="http://schemas.openxmlformats.org/drawingml/2006/main" noChangeAspect="1"/>
-            </wp:cNvGraphicFramePr>
-            <a:graphic xmlns:a="http://schemas.openxmlformats.org/drawingml/2006/main">
-              <a:graphicData uri="http://schemas.openxmlformats.org/drawingml/2006/picture">
-                <pic:pic xmlns:pic="http://schemas.openxmlformats.org/drawingml/2006/picture">
-                  <pic:nvPicPr>
-                    <pic:cNvPr id="0" name="diagrama_historia_bloques.png"/>
-                    <pic:cNvPicPr/>
-                  </pic:nvPicPr>
-                  <pic:blipFill>
-                    <a:blip r:embed="rId6"/>
-                    <a:stretch>
-                      <a:fillRect/>
-                    </a:stretch>
-                  </pic:blipFill>
-                  <pic:spPr>
-                    <a:xfrm>
-                      <a:off x="0" y="0"/>
-                      <a:ext cx="5760720" cy="6285309"/>
-                    </a:xfrm>
-                    <a:prstGeom prst="rect">
-                      <a:avLst/>
-                    </a:prstGeom>
-                  </pic:spPr>
-                </pic:pic>
-              </a:graphicData>
-            </a:graphic>
-          </wp:inline>
-        </w:drawing>
-      </w:r>
-    </w:p>
-    <w:p>
-      <w:pPr>
-        <w:rPr>
-          <w:rFonts w:ascii="Cascadia Code" w:hAnsi="Cascadia Code" w:cs="Cascadia Code"/>
-        </w:rPr>
-      </w:pPr>
-      <w:r>
-        <w:rPr>
-          <w:rFonts w:ascii="Cascadia Code" w:hAnsi="Cascadia Code" w:cs="Cascadia Code"/>
-        </w:rPr>
-        <w:br w:type="page"/>
-      </w:r>
-    </w:p>
-    <w:p>
-      <w:pPr>
-        <w:pStyle w:val="Ttulo2"/>
-        <w:rPr>
-          <w:rFonts w:ascii="Cascadia Code" w:hAnsi="Cascadia Code" w:cs="Cascadia Code"/>
-          <w:lang w:val="es-ES"/>
-        </w:rPr>
-      </w:pPr>
-      <w:r>
-        <w:rPr>
-          <w:rFonts w:ascii="Cascadia Code" w:hAnsi="Cascadia Code" w:cs="Cascadia Code"/>
-          <w:lang w:val="es-ES"/>
-        </w:rPr>
-        <w:lastRenderedPageBreak/>
-        <w:t>Cómo compilar y ejecutar</w:t>
-      </w:r>
-    </w:p>
-    <w:p>
-      <w:pPr>
-        <w:rPr>
-          <w:rFonts w:ascii="Cascadia Code" w:hAnsi="Cascadia Code" w:cs="Cascadia Code"/>
-          <w:lang w:val="es-ES"/>
-        </w:rPr>
-      </w:pPr>
-      <w:r>
-        <w:rPr>
-          <w:rFonts w:ascii="Cascadia Code" w:hAnsi="Cascadia Code" w:cs="Cascadia Code"/>
-          <w:lang w:val="es-ES"/>
-        </w:rPr>
-        <w:t>1) Guarda el archivo Java como HistoriaVariosFinales.java.</w:t>
-      </w:r>
-    </w:p>
-    <w:p>
-      <w:pPr>
-        <w:rPr>
-          <w:rFonts w:ascii="Cascadia Code" w:hAnsi="Cascadia Code" w:cs="Cascadia Code"/>
-          <w:lang w:val="es-ES"/>
-        </w:rPr>
-      </w:pPr>
-      <w:r>
-        <w:rPr>
-          <w:rFonts w:ascii="Cascadia Code" w:hAnsi="Cascadia Code" w:cs="Cascadia Code"/>
-          <w:lang w:val="es-ES"/>
-        </w:rPr>
-        <w:t xml:space="preserve">2) Compila: </w:t>
-      </w:r>
-      <w:proofErr w:type="spellStart"/>
-      <w:r>
-        <w:rPr>
-          <w:rFonts w:ascii="Cascadia Code" w:hAnsi="Cascadia Code" w:cs="Cascadia Code"/>
-          <w:lang w:val="es-ES"/>
-        </w:rPr>
-        <w:t>javac</w:t>
-      </w:r>
-      <w:proofErr w:type="spellEnd"/>
-      <w:r>
-        <w:rPr>
-          <w:rFonts w:ascii="Cascadia Code" w:hAnsi="Cascadia Code" w:cs="Cascadia Code"/>
-          <w:lang w:val="es-ES"/>
-        </w:rPr>
-        <w:t xml:space="preserve"> HistoriaVariosFinales.java</w:t>
-      </w:r>
-    </w:p>
-    <w:p>
-      <w:pPr>
-        <w:rPr>
-          <w:rFonts w:ascii="Cascadia Code" w:hAnsi="Cascadia Code" w:cs="Cascadia Code"/>
-          <w:lang w:val="es-ES"/>
-        </w:rPr>
-      </w:pPr>
-      <w:r>
-        <w:rPr>
-          <w:rFonts w:ascii="Cascadia Code" w:hAnsi="Cascadia Code" w:cs="Cascadia Code"/>
-          <w:lang w:val="es-ES"/>
-        </w:rPr>
-        <w:t xml:space="preserve">3) Ejecuta: java </w:t>
-      </w:r>
-      <w:proofErr w:type="spellStart"/>
-      <w:r>
-        <w:rPr>
-          <w:rFonts w:ascii="Cascadia Code" w:hAnsi="Cascadia Code" w:cs="Cascadia Code"/>
-          <w:lang w:val="es-ES"/>
-        </w:rPr>
-        <w:t>HistoriaVariosFinales</w:t>
-      </w:r>
-      <w:proofErr w:type="spellEnd"/>
-    </w:p>
-    <w:p>
-      <w:pPr>
-        <w:rPr>
-          <w:rFonts w:ascii="Cascadia Code" w:hAnsi="Cascadia Code" w:cs="Cascadia Code"/>
-          <w:lang w:val="es-ES"/>
-        </w:rPr>
-      </w:pPr>
-      <w:r>
-        <w:rPr>
-          <w:rFonts w:ascii="Cascadia Code" w:hAnsi="Cascadia Code" w:cs="Cascadia Code"/>
-          <w:lang w:val="es-ES"/>
-        </w:rPr>
-        <w:t>El programa pedirá opciones (1-2) y mostrará un resumen de decisiones y el final alcanzado.</w:t>
-      </w:r>
     </w:p>
     <w:sectPr>
+      <w:headerReference w:type="even" r:id="rId8"/>
+      <w:headerReference w:type="default" r:id="rId9"/>
+      <w:footerReference w:type="even" r:id="rId10"/>
+      <w:footerReference w:type="default" r:id="rId11"/>
+      <w:headerReference w:type="first" r:id="rId12"/>
+      <w:footerReference w:type="first" r:id="rId13"/>
       <w:pgSz w:w="12240" w:h="15840"/>
       <w:pgMar w:top="1440" w:right="1800" w:bottom="1440" w:left="1800" w:header="720" w:footer="720" w:gutter="0"/>
       <w:cols w:space="720"/>
@@ -1790,6 +1463,116 @@
     </w:sectPr>
   </w:body>
 </w:document>
+</file>
+
+<file path=word/endnotes.xml><?xml version="1.0" encoding="utf-8"?>
+<w:endnotes xmlns:wpc="http://schemas.microsoft.com/office/word/2010/wordprocessingCanvas" xmlns:cx="http://schemas.microsoft.com/office/drawing/2014/chartex" xmlns:cx1="http://schemas.microsoft.com/office/drawing/2015/9/8/chartex" xmlns:cx2="http://schemas.microsoft.com/office/drawing/2015/10/21/chartex" xmlns:cx3="http://schemas.microsoft.com/office/drawing/2016/5/9/chartex" xmlns:cx4="http://schemas.microsoft.com/office/drawing/2016/5/10/chartex" xmlns:cx5="http://schemas.microsoft.com/office/drawing/2016/5/11/chartex" xmlns:cx6="http://schemas.microsoft.com/office/drawing/2016/5/12/chartex" xmlns:cx7="http://schemas.microsoft.com/office/drawing/2016/5/13/chartex" xmlns:cx8="http://schemas.microsoft.com/office/drawing/2016/5/14/chartex" xmlns:mc="http://schemas.openxmlformats.org/markup-compatibility/2006" xmlns:aink="http://schemas.microsoft.com/office/drawing/2016/ink" xmlns:am3d="http://schemas.microsoft.com/office/drawing/2017/model3d" xmlns:o="urn:schemas-microsoft-com:office:office" xmlns:oel="http://schemas.microsoft.com/office/2019/extlst" xmlns:r="http://schemas.openxmlformats.org/officeDocument/2006/relationships" xmlns:m="http://schemas.openxmlformats.org/officeDocument/2006/math" xmlns:v="urn:schemas-microsoft-com:vml" xmlns:wp14="http://schemas.microsoft.com/office/word/2010/wordprocessingDrawing" xmlns:wp="http://schemas.openxmlformats.org/drawingml/2006/wordprocessingDrawing" xmlns:w10="urn:schemas-microsoft-com:office:word" xmlns:w="http://schemas.openxmlformats.org/wordprocessingml/2006/main" xmlns:w14="http://schemas.microsoft.com/office/word/2010/wordml" xmlns:w15="http://schemas.microsoft.com/office/word/2012/wordml" xmlns:w16cex="http://schemas.microsoft.com/office/word/2018/wordml/cex" xmlns:w16cid="http://schemas.microsoft.com/office/word/2016/wordml/cid" xmlns:w16="http://schemas.microsoft.com/office/word/2018/wordml" xmlns:w16sdtdh="http://schemas.microsoft.com/office/word/2020/wordml/sdtdatahash" xmlns:w16se="http://schemas.microsoft.com/office/word/2015/wordml/symex" xmlns:wpg="http://schemas.microsoft.com/office/word/2010/wordprocessingGroup" xmlns:wpi="http://schemas.microsoft.com/office/word/2010/wordprocessingInk" xmlns:wne="http://schemas.microsoft.com/office/word/2006/wordml" xmlns:wps="http://schemas.microsoft.com/office/word/2010/wordprocessingShape" mc:Ignorable="w14 w15 w16se w16cid w16 w16cex w16sdtdh wp14">
+  <w:endnote w:type="separator" w:id="-1">
+    <w:p>
+      <w:pPr>
+        <w:spacing w:after="0" w:line="240" w:lineRule="auto"/>
+      </w:pPr>
+      <w:r>
+        <w:separator/>
+      </w:r>
+    </w:p>
+  </w:endnote>
+  <w:endnote w:type="continuationSeparator" w:id="0">
+    <w:p>
+      <w:pPr>
+        <w:spacing w:after="0" w:line="240" w:lineRule="auto"/>
+      </w:pPr>
+      <w:r>
+        <w:continuationSeparator/>
+      </w:r>
+    </w:p>
+  </w:endnote>
+</w:endnotes>
+</file>
+
+<file path=word/footer1.xml><?xml version="1.0" encoding="utf-8"?>
+<w:ftr xmlns:wpc="http://schemas.microsoft.com/office/word/2010/wordprocessingCanvas" xmlns:cx="http://schemas.microsoft.com/office/drawing/2014/chartex" xmlns:cx1="http://schemas.microsoft.com/office/drawing/2015/9/8/chartex" xmlns:cx2="http://schemas.microsoft.com/office/drawing/2015/10/21/chartex" xmlns:cx3="http://schemas.microsoft.com/office/drawing/2016/5/9/chartex" xmlns:cx4="http://schemas.microsoft.com/office/drawing/2016/5/10/chartex" xmlns:cx5="http://schemas.microsoft.com/office/drawing/2016/5/11/chartex" xmlns:cx6="http://schemas.microsoft.com/office/drawing/2016/5/12/chartex" xmlns:cx7="http://schemas.microsoft.com/office/drawing/2016/5/13/chartex" xmlns:cx8="http://schemas.microsoft.com/office/drawing/2016/5/14/chartex" xmlns:mc="http://schemas.openxmlformats.org/markup-compatibility/2006" xmlns:aink="http://schemas.microsoft.com/office/drawing/2016/ink" xmlns:am3d="http://schemas.microsoft.com/office/drawing/2017/model3d" xmlns:o="urn:schemas-microsoft-com:office:office" xmlns:oel="http://schemas.microsoft.com/office/2019/extlst" xmlns:r="http://schemas.openxmlformats.org/officeDocument/2006/relationships" xmlns:m="http://schemas.openxmlformats.org/officeDocument/2006/math" xmlns:v="urn:schemas-microsoft-com:vml" xmlns:wp14="http://schemas.microsoft.com/office/word/2010/wordprocessingDrawing" xmlns:wp="http://schemas.openxmlformats.org/drawingml/2006/wordprocessingDrawing" xmlns:w10="urn:schemas-microsoft-com:office:word" xmlns:w="http://schemas.openxmlformats.org/wordprocessingml/2006/main" xmlns:w14="http://schemas.microsoft.com/office/word/2010/wordml" xmlns:w15="http://schemas.microsoft.com/office/word/2012/wordml" xmlns:w16cex="http://schemas.microsoft.com/office/word/2018/wordml/cex" xmlns:w16cid="http://schemas.microsoft.com/office/word/2016/wordml/cid" xmlns:w16="http://schemas.microsoft.com/office/word/2018/wordml" xmlns:w16sdtdh="http://schemas.microsoft.com/office/word/2020/wordml/sdtdatahash" xmlns:w16se="http://schemas.microsoft.com/office/word/2015/wordml/symex" xmlns:wpg="http://schemas.microsoft.com/office/word/2010/wordprocessingGroup" xmlns:wpi="http://schemas.microsoft.com/office/word/2010/wordprocessingInk" xmlns:wne="http://schemas.microsoft.com/office/word/2006/wordml" xmlns:wps="http://schemas.microsoft.com/office/word/2010/wordprocessingShape" mc:Ignorable="w14 w15 w16se w16cid w16 w16cex w16sdtdh wp14">
+  <w:p>
+    <w:pPr>
+      <w:pStyle w:val="Piedepgina"/>
+    </w:pPr>
+  </w:p>
+</w:ftr>
+</file>
+
+<file path=word/footer2.xml><?xml version="1.0" encoding="utf-8"?>
+<w:ftr xmlns:wpc="http://schemas.microsoft.com/office/word/2010/wordprocessingCanvas" xmlns:cx="http://schemas.microsoft.com/office/drawing/2014/chartex" xmlns:cx1="http://schemas.microsoft.com/office/drawing/2015/9/8/chartex" xmlns:cx2="http://schemas.microsoft.com/office/drawing/2015/10/21/chartex" xmlns:cx3="http://schemas.microsoft.com/office/drawing/2016/5/9/chartex" xmlns:cx4="http://schemas.microsoft.com/office/drawing/2016/5/10/chartex" xmlns:cx5="http://schemas.microsoft.com/office/drawing/2016/5/11/chartex" xmlns:cx6="http://schemas.microsoft.com/office/drawing/2016/5/12/chartex" xmlns:cx7="http://schemas.microsoft.com/office/drawing/2016/5/13/chartex" xmlns:cx8="http://schemas.microsoft.com/office/drawing/2016/5/14/chartex" xmlns:mc="http://schemas.openxmlformats.org/markup-compatibility/2006" xmlns:aink="http://schemas.microsoft.com/office/drawing/2016/ink" xmlns:am3d="http://schemas.microsoft.com/office/drawing/2017/model3d" xmlns:o="urn:schemas-microsoft-com:office:office" xmlns:oel="http://schemas.microsoft.com/office/2019/extlst" xmlns:r="http://schemas.openxmlformats.org/officeDocument/2006/relationships" xmlns:m="http://schemas.openxmlformats.org/officeDocument/2006/math" xmlns:v="urn:schemas-microsoft-com:vml" xmlns:wp14="http://schemas.microsoft.com/office/word/2010/wordprocessingDrawing" xmlns:wp="http://schemas.openxmlformats.org/drawingml/2006/wordprocessingDrawing" xmlns:w10="urn:schemas-microsoft-com:office:word" xmlns:w="http://schemas.openxmlformats.org/wordprocessingml/2006/main" xmlns:w14="http://schemas.microsoft.com/office/word/2010/wordml" xmlns:w15="http://schemas.microsoft.com/office/word/2012/wordml" xmlns:w16cex="http://schemas.microsoft.com/office/word/2018/wordml/cex" xmlns:w16cid="http://schemas.microsoft.com/office/word/2016/wordml/cid" xmlns:w16="http://schemas.microsoft.com/office/word/2018/wordml" xmlns:w16sdtdh="http://schemas.microsoft.com/office/word/2020/wordml/sdtdatahash" xmlns:w16se="http://schemas.microsoft.com/office/word/2015/wordml/symex" xmlns:wpg="http://schemas.microsoft.com/office/word/2010/wordprocessingGroup" xmlns:wpi="http://schemas.microsoft.com/office/word/2010/wordprocessingInk" xmlns:wne="http://schemas.microsoft.com/office/word/2006/wordml" xmlns:wps="http://schemas.microsoft.com/office/word/2010/wordprocessingShape" mc:Ignorable="w14 w15 w16se w16cid w16 w16cex w16sdtdh wp14">
+  <w:p>
+    <w:pPr>
+      <w:pStyle w:val="Piedepgina"/>
+    </w:pPr>
+  </w:p>
+</w:ftr>
+</file>
+
+<file path=word/footer3.xml><?xml version="1.0" encoding="utf-8"?>
+<w:ftr xmlns:wpc="http://schemas.microsoft.com/office/word/2010/wordprocessingCanvas" xmlns:cx="http://schemas.microsoft.com/office/drawing/2014/chartex" xmlns:cx1="http://schemas.microsoft.com/office/drawing/2015/9/8/chartex" xmlns:cx2="http://schemas.microsoft.com/office/drawing/2015/10/21/chartex" xmlns:cx3="http://schemas.microsoft.com/office/drawing/2016/5/9/chartex" xmlns:cx4="http://schemas.microsoft.com/office/drawing/2016/5/10/chartex" xmlns:cx5="http://schemas.microsoft.com/office/drawing/2016/5/11/chartex" xmlns:cx6="http://schemas.microsoft.com/office/drawing/2016/5/12/chartex" xmlns:cx7="http://schemas.microsoft.com/office/drawing/2016/5/13/chartex" xmlns:cx8="http://schemas.microsoft.com/office/drawing/2016/5/14/chartex" xmlns:mc="http://schemas.openxmlformats.org/markup-compatibility/2006" xmlns:aink="http://schemas.microsoft.com/office/drawing/2016/ink" xmlns:am3d="http://schemas.microsoft.com/office/drawing/2017/model3d" xmlns:o="urn:schemas-microsoft-com:office:office" xmlns:oel="http://schemas.microsoft.com/office/2019/extlst" xmlns:r="http://schemas.openxmlformats.org/officeDocument/2006/relationships" xmlns:m="http://schemas.openxmlformats.org/officeDocument/2006/math" xmlns:v="urn:schemas-microsoft-com:vml" xmlns:wp14="http://schemas.microsoft.com/office/word/2010/wordprocessingDrawing" xmlns:wp="http://schemas.openxmlformats.org/drawingml/2006/wordprocessingDrawing" xmlns:w10="urn:schemas-microsoft-com:office:word" xmlns:w="http://schemas.openxmlformats.org/wordprocessingml/2006/main" xmlns:w14="http://schemas.microsoft.com/office/word/2010/wordml" xmlns:w15="http://schemas.microsoft.com/office/word/2012/wordml" xmlns:w16cex="http://schemas.microsoft.com/office/word/2018/wordml/cex" xmlns:w16cid="http://schemas.microsoft.com/office/word/2016/wordml/cid" xmlns:w16="http://schemas.microsoft.com/office/word/2018/wordml" xmlns:w16sdtdh="http://schemas.microsoft.com/office/word/2020/wordml/sdtdatahash" xmlns:w16se="http://schemas.microsoft.com/office/word/2015/wordml/symex" xmlns:wpg="http://schemas.microsoft.com/office/word/2010/wordprocessingGroup" xmlns:wpi="http://schemas.microsoft.com/office/word/2010/wordprocessingInk" xmlns:wne="http://schemas.microsoft.com/office/word/2006/wordml" xmlns:wps="http://schemas.microsoft.com/office/word/2010/wordprocessingShape" mc:Ignorable="w14 w15 w16se w16cid w16 w16cex w16sdtdh wp14">
+  <w:p>
+    <w:pPr>
+      <w:pStyle w:val="Piedepgina"/>
+    </w:pPr>
+  </w:p>
+</w:ftr>
+</file>
+
+<file path=word/footnotes.xml><?xml version="1.0" encoding="utf-8"?>
+<w:footnotes xmlns:wpc="http://schemas.microsoft.com/office/word/2010/wordprocessingCanvas" xmlns:cx="http://schemas.microsoft.com/office/drawing/2014/chartex" xmlns:cx1="http://schemas.microsoft.com/office/drawing/2015/9/8/chartex" xmlns:cx2="http://schemas.microsoft.com/office/drawing/2015/10/21/chartex" xmlns:cx3="http://schemas.microsoft.com/office/drawing/2016/5/9/chartex" xmlns:cx4="http://schemas.microsoft.com/office/drawing/2016/5/10/chartex" xmlns:cx5="http://schemas.microsoft.com/office/drawing/2016/5/11/chartex" xmlns:cx6="http://schemas.microsoft.com/office/drawing/2016/5/12/chartex" xmlns:cx7="http://schemas.microsoft.com/office/drawing/2016/5/13/chartex" xmlns:cx8="http://schemas.microsoft.com/office/drawing/2016/5/14/chartex" xmlns:mc="http://schemas.openxmlformats.org/markup-compatibility/2006" xmlns:aink="http://schemas.microsoft.com/office/drawing/2016/ink" xmlns:am3d="http://schemas.microsoft.com/office/drawing/2017/model3d" xmlns:o="urn:schemas-microsoft-com:office:office" xmlns:oel="http://schemas.microsoft.com/office/2019/extlst" xmlns:r="http://schemas.openxmlformats.org/officeDocument/2006/relationships" xmlns:m="http://schemas.openxmlformats.org/officeDocument/2006/math" xmlns:v="urn:schemas-microsoft-com:vml" xmlns:wp14="http://schemas.microsoft.com/office/word/2010/wordprocessingDrawing" xmlns:wp="http://schemas.openxmlformats.org/drawingml/2006/wordprocessingDrawing" xmlns:w10="urn:schemas-microsoft-com:office:word" xmlns:w="http://schemas.openxmlformats.org/wordprocessingml/2006/main" xmlns:w14="http://schemas.microsoft.com/office/word/2010/wordml" xmlns:w15="http://schemas.microsoft.com/office/word/2012/wordml" xmlns:w16cex="http://schemas.microsoft.com/office/word/2018/wordml/cex" xmlns:w16cid="http://schemas.microsoft.com/office/word/2016/wordml/cid" xmlns:w16="http://schemas.microsoft.com/office/word/2018/wordml" xmlns:w16sdtdh="http://schemas.microsoft.com/office/word/2020/wordml/sdtdatahash" xmlns:w16se="http://schemas.microsoft.com/office/word/2015/wordml/symex" xmlns:wpg="http://schemas.microsoft.com/office/word/2010/wordprocessingGroup" xmlns:wpi="http://schemas.microsoft.com/office/word/2010/wordprocessingInk" xmlns:wne="http://schemas.microsoft.com/office/word/2006/wordml" xmlns:wps="http://schemas.microsoft.com/office/word/2010/wordprocessingShape" mc:Ignorable="w14 w15 w16se w16cid w16 w16cex w16sdtdh wp14">
+  <w:footnote w:type="separator" w:id="-1">
+    <w:p>
+      <w:pPr>
+        <w:spacing w:after="0" w:line="240" w:lineRule="auto"/>
+      </w:pPr>
+      <w:r>
+        <w:separator/>
+      </w:r>
+    </w:p>
+  </w:footnote>
+  <w:footnote w:type="continuationSeparator" w:id="0">
+    <w:p>
+      <w:pPr>
+        <w:spacing w:after="0" w:line="240" w:lineRule="auto"/>
+      </w:pPr>
+      <w:r>
+        <w:continuationSeparator/>
+      </w:r>
+    </w:p>
+  </w:footnote>
+</w:footnotes>
+</file>
+
+<file path=word/header1.xml><?xml version="1.0" encoding="utf-8"?>
+<w:hdr xmlns:wpc="http://schemas.microsoft.com/office/word/2010/wordprocessingCanvas" xmlns:cx="http://schemas.microsoft.com/office/drawing/2014/chartex" xmlns:cx1="http://schemas.microsoft.com/office/drawing/2015/9/8/chartex" xmlns:cx2="http://schemas.microsoft.com/office/drawing/2015/10/21/chartex" xmlns:cx3="http://schemas.microsoft.com/office/drawing/2016/5/9/chartex" xmlns:cx4="http://schemas.microsoft.com/office/drawing/2016/5/10/chartex" xmlns:cx5="http://schemas.microsoft.com/office/drawing/2016/5/11/chartex" xmlns:cx6="http://schemas.microsoft.com/office/drawing/2016/5/12/chartex" xmlns:cx7="http://schemas.microsoft.com/office/drawing/2016/5/13/chartex" xmlns:cx8="http://schemas.microsoft.com/office/drawing/2016/5/14/chartex" xmlns:mc="http://schemas.openxmlformats.org/markup-compatibility/2006" xmlns:aink="http://schemas.microsoft.com/office/drawing/2016/ink" xmlns:am3d="http://schemas.microsoft.com/office/drawing/2017/model3d" xmlns:o="urn:schemas-microsoft-com:office:office" xmlns:oel="http://schemas.microsoft.com/office/2019/extlst" xmlns:r="http://schemas.openxmlformats.org/officeDocument/2006/relationships" xmlns:m="http://schemas.openxmlformats.org/officeDocument/2006/math" xmlns:v="urn:schemas-microsoft-com:vml" xmlns:wp14="http://schemas.microsoft.com/office/word/2010/wordprocessingDrawing" xmlns:wp="http://schemas.openxmlformats.org/drawingml/2006/wordprocessingDrawing" xmlns:w10="urn:schemas-microsoft-com:office:word" xmlns:w="http://schemas.openxmlformats.org/wordprocessingml/2006/main" xmlns:w14="http://schemas.microsoft.com/office/word/2010/wordml" xmlns:w15="http://schemas.microsoft.com/office/word/2012/wordml" xmlns:w16cex="http://schemas.microsoft.com/office/word/2018/wordml/cex" xmlns:w16cid="http://schemas.microsoft.com/office/word/2016/wordml/cid" xmlns:w16="http://schemas.microsoft.com/office/word/2018/wordml" xmlns:w16sdtdh="http://schemas.microsoft.com/office/word/2020/wordml/sdtdatahash" xmlns:w16se="http://schemas.microsoft.com/office/word/2015/wordml/symex" xmlns:wpg="http://schemas.microsoft.com/office/word/2010/wordprocessingGroup" xmlns:wpi="http://schemas.microsoft.com/office/word/2010/wordprocessingInk" xmlns:wne="http://schemas.microsoft.com/office/word/2006/wordml" xmlns:wps="http://schemas.microsoft.com/office/word/2010/wordprocessingShape" mc:Ignorable="w14 w15 w16se w16cid w16 w16cex w16sdtdh wp14">
+  <w:p>
+    <w:pPr>
+      <w:pStyle w:val="Encabezado"/>
+    </w:pPr>
+  </w:p>
+</w:hdr>
+</file>
+
+<file path=word/header2.xml><?xml version="1.0" encoding="utf-8"?>
+<w:hdr xmlns:wpc="http://schemas.microsoft.com/office/word/2010/wordprocessingCanvas" xmlns:cx="http://schemas.microsoft.com/office/drawing/2014/chartex" xmlns:cx1="http://schemas.microsoft.com/office/drawing/2015/9/8/chartex" xmlns:cx2="http://schemas.microsoft.com/office/drawing/2015/10/21/chartex" xmlns:cx3="http://schemas.microsoft.com/office/drawing/2016/5/9/chartex" xmlns:cx4="http://schemas.microsoft.com/office/drawing/2016/5/10/chartex" xmlns:cx5="http://schemas.microsoft.com/office/drawing/2016/5/11/chartex" xmlns:cx6="http://schemas.microsoft.com/office/drawing/2016/5/12/chartex" xmlns:cx7="http://schemas.microsoft.com/office/drawing/2016/5/13/chartex" xmlns:cx8="http://schemas.microsoft.com/office/drawing/2016/5/14/chartex" xmlns:mc="http://schemas.openxmlformats.org/markup-compatibility/2006" xmlns:aink="http://schemas.microsoft.com/office/drawing/2016/ink" xmlns:am3d="http://schemas.microsoft.com/office/drawing/2017/model3d" xmlns:o="urn:schemas-microsoft-com:office:office" xmlns:oel="http://schemas.microsoft.com/office/2019/extlst" xmlns:r="http://schemas.openxmlformats.org/officeDocument/2006/relationships" xmlns:m="http://schemas.openxmlformats.org/officeDocument/2006/math" xmlns:v="urn:schemas-microsoft-com:vml" xmlns:wp14="http://schemas.microsoft.com/office/word/2010/wordprocessingDrawing" xmlns:wp="http://schemas.openxmlformats.org/drawingml/2006/wordprocessingDrawing" xmlns:w10="urn:schemas-microsoft-com:office:word" xmlns:w="http://schemas.openxmlformats.org/wordprocessingml/2006/main" xmlns:w14="http://schemas.microsoft.com/office/word/2010/wordml" xmlns:w15="http://schemas.microsoft.com/office/word/2012/wordml" xmlns:w16cex="http://schemas.microsoft.com/office/word/2018/wordml/cex" xmlns:w16cid="http://schemas.microsoft.com/office/word/2016/wordml/cid" xmlns:w16="http://schemas.microsoft.com/office/word/2018/wordml" xmlns:w16sdtdh="http://schemas.microsoft.com/office/word/2020/wordml/sdtdatahash" xmlns:w16se="http://schemas.microsoft.com/office/word/2015/wordml/symex" xmlns:wpg="http://schemas.microsoft.com/office/word/2010/wordprocessingGroup" xmlns:wpi="http://schemas.microsoft.com/office/word/2010/wordprocessingInk" xmlns:wne="http://schemas.microsoft.com/office/word/2006/wordml" xmlns:wps="http://schemas.microsoft.com/office/word/2010/wordprocessingShape" mc:Ignorable="w14 w15 w16se w16cid w16 w16cex w16sdtdh wp14">
+  <w:p>
+    <w:pPr>
+      <w:pStyle w:val="Encabezado"/>
+    </w:pPr>
+  </w:p>
+</w:hdr>
+</file>
+
+<file path=word/header3.xml><?xml version="1.0" encoding="utf-8"?>
+<w:hdr xmlns:wpc="http://schemas.microsoft.com/office/word/2010/wordprocessingCanvas" xmlns:cx="http://schemas.microsoft.com/office/drawing/2014/chartex" xmlns:cx1="http://schemas.microsoft.com/office/drawing/2015/9/8/chartex" xmlns:cx2="http://schemas.microsoft.com/office/drawing/2015/10/21/chartex" xmlns:cx3="http://schemas.microsoft.com/office/drawing/2016/5/9/chartex" xmlns:cx4="http://schemas.microsoft.com/office/drawing/2016/5/10/chartex" xmlns:cx5="http://schemas.microsoft.com/office/drawing/2016/5/11/chartex" xmlns:cx6="http://schemas.microsoft.com/office/drawing/2016/5/12/chartex" xmlns:cx7="http://schemas.microsoft.com/office/drawing/2016/5/13/chartex" xmlns:cx8="http://schemas.microsoft.com/office/drawing/2016/5/14/chartex" xmlns:mc="http://schemas.openxmlformats.org/markup-compatibility/2006" xmlns:aink="http://schemas.microsoft.com/office/drawing/2016/ink" xmlns:am3d="http://schemas.microsoft.com/office/drawing/2017/model3d" xmlns:o="urn:schemas-microsoft-com:office:office" xmlns:oel="http://schemas.microsoft.com/office/2019/extlst" xmlns:r="http://schemas.openxmlformats.org/officeDocument/2006/relationships" xmlns:m="http://schemas.openxmlformats.org/officeDocument/2006/math" xmlns:v="urn:schemas-microsoft-com:vml" xmlns:wp14="http://schemas.microsoft.com/office/word/2010/wordprocessingDrawing" xmlns:wp="http://schemas.openxmlformats.org/drawingml/2006/wordprocessingDrawing" xmlns:w10="urn:schemas-microsoft-com:office:word" xmlns:w="http://schemas.openxmlformats.org/wordprocessingml/2006/main" xmlns:w14="http://schemas.microsoft.com/office/word/2010/wordml" xmlns:w15="http://schemas.microsoft.com/office/word/2012/wordml" xmlns:w16cex="http://schemas.microsoft.com/office/word/2018/wordml/cex" xmlns:w16cid="http://schemas.microsoft.com/office/word/2016/wordml/cid" xmlns:w16="http://schemas.microsoft.com/office/word/2018/wordml" xmlns:w16sdtdh="http://schemas.microsoft.com/office/word/2020/wordml/sdtdatahash" xmlns:w16se="http://schemas.microsoft.com/office/word/2015/wordml/symex" xmlns:wpg="http://schemas.microsoft.com/office/word/2010/wordprocessingGroup" xmlns:wpi="http://schemas.microsoft.com/office/word/2010/wordprocessingInk" xmlns:wne="http://schemas.microsoft.com/office/word/2006/wordml" xmlns:wps="http://schemas.microsoft.com/office/word/2010/wordprocessingShape" mc:Ignorable="w14 w15 w16se w16cid w16 w16cex w16sdtdh wp14">
+  <w:p>
+    <w:pPr>
+      <w:pStyle w:val="Encabezado"/>
+    </w:pPr>
+  </w:p>
+</w:hdr>
 </file>
 
 <file path=word/numbering.xml><?xml version="1.0" encoding="utf-8"?>
@@ -2599,6 +2382,7 @@
   <w:style w:type="character" w:default="1" w:styleId="Fuentedeprrafopredeter">
     <w:name w:val="Default Paragraph Font"/>
     <w:uiPriority w:val="1"/>
+    <w:semiHidden/>
     <w:unhideWhenUsed/>
   </w:style>
   <w:style w:type="table" w:default="1" w:styleId="Tablanormal">
